--- a/pr-preview/pr-233/chapters/word-choice-tracked-changes.docx
+++ b/pr-preview/pr-233/chapters/word-choice-tracked-changes.docx
@@ -26,7 +26,7 @@
       </w:pPr>
       <w:ins w:id="2" w:author="PR Preview" w:date="2026-01-01T00:00:00Z">
         <w:r>
-          <w:t xml:space="preserve">Last modified: 2026-10-16 04:00:13 (PDT)</w:t>
+          <w:t xml:space="preserve">Last modified: 2026-10-16 04:08:54 (PDT)</w:t>
         </w:r>
       </w:ins>
     </w:p>
@@ -1712,7 +1712,7 @@
       </w:pPr>
       <w:ins w:id="38" w:author="PR Preview" w:date="2026-01-01T00:00:00Z">
         <w:r>
-          <w:t xml:space="preserve">❌ A new observation of a training set is a new observation for a prediction function.</w:t>
+          <w:t xml:space="preserve">❌ The error of the prediction is large.</w:t>
         </w:r>
       </w:ins>
     </w:p>
@@ -1722,51 +1722,51 @@
       </w:pPr>
       <w:ins w:id="39" w:author="PR Preview" w:date="2026-01-01T00:00:00Z">
         <w:r>
-          <w:t xml:space="preserve">✅ A new observation relative to a training set is a new observation</w:t>
-        </w:r>
-      </w:ins>
+          <w:t xml:space="preserve">✅ The prediction misses the observed outcome by a large amount.</w:t>
+        </w:r>
+      </w:ins>
+    </w:p>
+    <w:p>
+      <w:pPr>
+        <w:pStyle w:val="FirstParagraph"/>
+      </w:pPr>
       <w:ins w:id="40" w:author="PR Preview" w:date="2026-01-01T00:00:00Z">
-        <w:r>
-          <w:t xml:space="preserve"> </w:t>
-        </w:r>
-      </w:ins>
-      <w:ins w:id="41" w:author="PR Preview" w:date="2026-01-01T00:00:00Z">
-        <w:r>
-          <w:t xml:space="preserve">when the prediction function that predicts its outcome from its covariate value</w:t>
-        </w:r>
-      </w:ins>
-      <w:ins w:id="42" w:author="PR Preview" w:date="2026-01-01T00:00:00Z">
-        <w:r>
-          <w:t xml:space="preserve"> </w:t>
-        </w:r>
-      </w:ins>
-      <w:ins w:id="43" w:author="PR Preview" w:date="2026-01-01T00:00:00Z">
-        <w:r>
-          <w:t xml:space="preserve">is obtained by applying a fitting procedure to the training set.</w:t>
-        </w:r>
-      </w:ins>
-    </w:p>
-    <w:p>
-      <w:pPr>
-        <w:pStyle w:val="FirstParagraph"/>
-      </w:pPr>
-      <w:ins w:id="44" w:author="PR Preview" w:date="2026-01-01T00:00:00Z">
-        <w:r>
-          <w:t xml:space="preserve">A new observation does not belong to a training set, so</w:t>
-        </w:r>
-      </w:ins>
-      <w:ins w:id="45" w:author="PR Preview" w:date="2026-01-01T00:00:00Z">
-        <w:r>
-          <w:t xml:space="preserve"> </w:t>
-        </w:r>
-      </w:ins>
-      <w:ins w:id="46" w:author="PR Preview" w:date="2026-01-01T00:00:00Z">
         <w:r>
           <w:rPr>
             <w:i/>
             <w:iCs/>
           </w:rPr>
-          <w:t xml:space="preserve">of</w:t>
+          <w:t xml:space="preserve">Of</w:t>
+        </w:r>
+      </w:ins>
+      <w:ins w:id="41" w:author="PR Preview" w:date="2026-01-01T00:00:00Z">
+        <w:r>
+          <w:t xml:space="preserve"> </w:t>
+        </w:r>
+      </w:ins>
+      <w:ins w:id="42" w:author="PR Preview" w:date="2026-01-01T00:00:00Z">
+        <w:r>
+          <w:t xml:space="preserve">could mean the error the prediction makes,</w:t>
+        </w:r>
+      </w:ins>
+      <w:ins w:id="43" w:author="PR Preview" w:date="2026-01-01T00:00:00Z">
+        <w:r>
+          <w:t xml:space="preserve"> </w:t>
+        </w:r>
+      </w:ins>
+      <w:ins w:id="44" w:author="PR Preview" w:date="2026-01-01T00:00:00Z">
+        <w:r>
+          <w:t xml:space="preserve">the error in the way it was computed,</w:t>
+        </w:r>
+      </w:ins>
+      <w:ins w:id="45" w:author="PR Preview" w:date="2026-01-01T00:00:00Z">
+        <w:r>
+          <w:t xml:space="preserve"> </w:t>
+        </w:r>
+      </w:ins>
+      <w:ins w:id="46" w:author="PR Preview" w:date="2026-01-01T00:00:00Z">
+        <w:r>
+          <w:t xml:space="preserve">or an error that belongs to the prediction in some other way.</w:t>
         </w:r>
       </w:ins>
       <w:ins w:id="47" w:author="PR Preview" w:date="2026-01-01T00:00:00Z">
@@ -1776,7 +1776,7 @@
       </w:ins>
       <w:ins w:id="48" w:author="PR Preview" w:date="2026-01-01T00:00:00Z">
         <w:r>
-          <w:t xml:space="preserve">was wrong.</w:t>
+          <w:t xml:space="preserve">The verb</w:t>
         </w:r>
       </w:ins>
       <w:ins w:id="49" w:author="PR Preview" w:date="2026-01-01T00:00:00Z">
@@ -1785,6 +1785,50 @@
         </w:r>
       </w:ins>
       <w:ins w:id="50" w:author="PR Preview" w:date="2026-01-01T00:00:00Z">
+        <w:r>
+          <w:rPr>
+            <w:i/>
+            <w:iCs/>
+          </w:rPr>
+          <w:t xml:space="preserve">misses</w:t>
+        </w:r>
+      </w:ins>
+      <w:ins w:id="51" w:author="PR Preview" w:date="2026-01-01T00:00:00Z">
+        <w:r>
+          <w:t xml:space="preserve"> </w:t>
+        </w:r>
+      </w:ins>
+      <w:ins w:id="52" w:author="PR Preview" w:date="2026-01-01T00:00:00Z">
+        <w:r>
+          <w:t xml:space="preserve">says which.</w:t>
+        </w:r>
+      </w:ins>
+    </w:p>
+    <w:p>
+      <w:pPr>
+        <w:pStyle w:val="BlockText"/>
+      </w:pPr>
+      <w:ins w:id="53" w:author="PR Preview" w:date="2026-01-01T00:00:00Z">
+        <w:r>
+          <w:t xml:space="preserve">❌ We fit the model for the training set.</w:t>
+        </w:r>
+      </w:ins>
+    </w:p>
+    <w:p>
+      <w:pPr>
+        <w:pStyle w:val="BlockText"/>
+      </w:pPr>
+      <w:ins w:id="54" w:author="PR Preview" w:date="2026-01-01T00:00:00Z">
+        <w:r>
+          <w:t xml:space="preserve">✅ We estimate the model’s coefficients from the training set.</w:t>
+        </w:r>
+      </w:ins>
+    </w:p>
+    <w:p>
+      <w:pPr>
+        <w:pStyle w:val="FirstParagraph"/>
+      </w:pPr>
+      <w:ins w:id="55" w:author="PR Preview" w:date="2026-01-01T00:00:00Z">
         <w:r>
           <w:rPr>
             <w:i/>
@@ -1793,34 +1837,48 @@
           <w:t xml:space="preserve">For</w:t>
         </w:r>
       </w:ins>
-      <w:ins w:id="51" w:author="PR Preview" w:date="2026-01-01T00:00:00Z">
+      <w:ins w:id="56" w:author="PR Preview" w:date="2026-01-01T00:00:00Z">
         <w:r>
           <w:t xml:space="preserve"> </w:t>
         </w:r>
       </w:ins>
-      <w:ins w:id="52" w:author="PR Preview" w:date="2026-01-01T00:00:00Z">
-        <w:r>
-          <w:t xml:space="preserve">did not say whether the prediction function predicts the new observation,</w:t>
-        </w:r>
-      </w:ins>
-      <w:ins w:id="53" w:author="PR Preview" w:date="2026-01-01T00:00:00Z">
+      <w:ins w:id="57" w:author="PR Preview" w:date="2026-01-01T00:00:00Z">
+        <w:r>
+          <w:t xml:space="preserve">could mean on behalf of, in order to serve, or using.</w:t>
+        </w:r>
+      </w:ins>
+      <w:ins w:id="58" w:author="PR Preview" w:date="2026-01-01T00:00:00Z">
         <w:r>
           <w:t xml:space="preserve"> </w:t>
         </w:r>
       </w:ins>
-      <w:ins w:id="54" w:author="PR Preview" w:date="2026-01-01T00:00:00Z">
-        <w:r>
-          <w:t xml:space="preserve">is chosen from it, or is evaluated on it.</w:t>
-        </w:r>
-      </w:ins>
-      <w:ins w:id="55" w:author="PR Preview" w:date="2026-01-01T00:00:00Z">
+      <w:ins w:id="59" w:author="PR Preview" w:date="2026-01-01T00:00:00Z">
+        <w:r>
+          <w:rPr>
+            <w:i/>
+            <w:iCs/>
+          </w:rPr>
+          <w:t xml:space="preserve">From</w:t>
+        </w:r>
+      </w:ins>
+      <w:ins w:id="60" w:author="PR Preview" w:date="2026-01-01T00:00:00Z">
         <w:r>
           <w:t xml:space="preserve"> </w:t>
         </w:r>
       </w:ins>
-      <w:ins w:id="56" w:author="PR Preview" w:date="2026-01-01T00:00:00Z">
-        <w:r>
-          <w:t xml:space="preserve">The corrected sentence says which: the function predicts its outcome from its covariate value.</w:t>
+      <w:ins w:id="61" w:author="PR Preview" w:date="2026-01-01T00:00:00Z">
+        <w:r>
+          <w:t xml:space="preserve">states the relationship exactly:</w:t>
+        </w:r>
+      </w:ins>
+      <w:ins w:id="62" w:author="PR Preview" w:date="2026-01-01T00:00:00Z">
+        <w:r>
+          <w:t xml:space="preserve"> </w:t>
+        </w:r>
+      </w:ins>
+      <w:ins w:id="63" w:author="PR Preview" w:date="2026-01-01T00:00:00Z">
+        <w:r>
+          <w:t xml:space="preserve">the training set is the source of the estimates.</w:t>
         </w:r>
       </w:ins>
     </w:p>
@@ -1829,27 +1887,27 @@
       <w:pPr>
         <w:pStyle w:val="BodyText"/>
       </w:pPr>
-      <w:ins w:id="57" w:author="PR Preview" w:date="2026-01-01T00:00:00Z">
+      <w:ins w:id="64" w:author="PR Preview" w:date="2026-01-01T00:00:00Z">
         <w:r>
           <w:t xml:space="preserve">Keep a plain preposition when it states the relationship exactly,</w:t>
         </w:r>
       </w:ins>
-      <w:ins w:id="58" w:author="PR Preview" w:date="2026-01-01T00:00:00Z">
+      <w:ins w:id="65" w:author="PR Preview" w:date="2026-01-01T00:00:00Z">
         <w:r>
           <w:t xml:space="preserve"> </w:t>
         </w:r>
       </w:ins>
-      <w:ins w:id="59" w:author="PR Preview" w:date="2026-01-01T00:00:00Z">
+      <w:ins w:id="66" w:author="PR Preview" w:date="2026-01-01T00:00:00Z">
         <w:r>
           <w:t xml:space="preserve">such as</w:t>
         </w:r>
       </w:ins>
-      <w:ins w:id="60" w:author="PR Preview" w:date="2026-01-01T00:00:00Z">
+      <w:ins w:id="67" w:author="PR Preview" w:date="2026-01-01T00:00:00Z">
         <w:r>
           <w:t xml:space="preserve"> </w:t>
         </w:r>
       </w:ins>
-      <w:ins w:id="61" w:author="PR Preview" w:date="2026-01-01T00:00:00Z">
+      <w:ins w:id="68" w:author="PR Preview" w:date="2026-01-01T00:00:00Z">
         <w:r>
           <w:rPr>
             <w:i/>
@@ -1858,22 +1916,22 @@
           <w:t xml:space="preserve">in</w:t>
         </w:r>
       </w:ins>
-      <w:ins w:id="62" w:author="PR Preview" w:date="2026-01-01T00:00:00Z">
+      <w:ins w:id="69" w:author="PR Preview" w:date="2026-01-01T00:00:00Z">
         <w:r>
           <w:t xml:space="preserve"> </w:t>
         </w:r>
       </w:ins>
-      <w:ins w:id="63" w:author="PR Preview" w:date="2026-01-01T00:00:00Z">
+      <w:ins w:id="70" w:author="PR Preview" w:date="2026-01-01T00:00:00Z">
         <w:r>
           <w:t xml:space="preserve">for location and</w:t>
         </w:r>
       </w:ins>
-      <w:ins w:id="64" w:author="PR Preview" w:date="2026-01-01T00:00:00Z">
+      <w:ins w:id="71" w:author="PR Preview" w:date="2026-01-01T00:00:00Z">
         <w:r>
           <w:t xml:space="preserve"> </w:t>
         </w:r>
       </w:ins>
-      <w:ins w:id="65" w:author="PR Preview" w:date="2026-01-01T00:00:00Z">
+      <w:ins w:id="72" w:author="PR Preview" w:date="2026-01-01T00:00:00Z">
         <w:r>
           <w:rPr>
             <w:i/>
@@ -1882,12 +1940,12 @@
           <w:t xml:space="preserve">by</w:t>
         </w:r>
       </w:ins>
-      <w:ins w:id="66" w:author="PR Preview" w:date="2026-01-01T00:00:00Z">
+      <w:ins w:id="73" w:author="PR Preview" w:date="2026-01-01T00:00:00Z">
         <w:r>
           <w:t xml:space="preserve"> </w:t>
         </w:r>
       </w:ins>
-      <w:ins w:id="67" w:author="PR Preview" w:date="2026-01-01T00:00:00Z">
+      <w:ins w:id="74" w:author="PR Preview" w:date="2026-01-01T00:00:00Z">
         <w:r>
           <w:t xml:space="preserve">for the agent of a passive verb.</w:t>
         </w:r>
@@ -1899,7 +1957,7 @@
       <w:pPr>
         <w:pStyle w:val="Heading2"/>
       </w:pPr>
-      <w:ins w:id="68" w:author="PR Preview" w:date="2026-01-01T00:00:00Z">
+      <w:ins w:id="75" w:author="PR Preview" w:date="2026-01-01T00:00:00Z">
         <w:r>
           <w:t xml:space="preserve">5 Minimize unnecessary jargon</w:t>
         </w:r>
@@ -2024,7 +2082,7 @@
       <w:pPr>
         <w:pStyle w:val="BodyText"/>
       </w:pPr>
-      <w:del w:id="69" w:author="PR Preview" w:date="2026-01-01T00:00:00Z">
+      <w:del w:id="76" w:author="PR Preview" w:date="2026-01-01T00:00:00Z">
         <w:r>
           <w:rPr>
             <w:b/>
@@ -2033,12 +2091,12 @@
           <w:delText xml:space="preserve">Example 1 (Replacing unnecessary jargon)</w:delText>
         </w:r>
       </w:del>
-      <w:del w:id="70" w:author="PR Preview" w:date="2026-01-01T00:00:00Z">
+      <w:del w:id="77" w:author="PR Preview" w:date="2026-01-01T00:00:00Z">
         <w:r>
           <w:delText xml:space="preserve"> </w:delText>
         </w:r>
       </w:del>
-      <w:del w:id="71" w:author="PR Preview" w:date="2026-01-01T00:00:00Z">
+      <w:del w:id="78" w:author="PR Preview" w:date="2026-01-01T00:00:00Z">
         <w:r>
           <w:delText xml:space="preserve"> </w:delText>
         </w:r>
@@ -2048,7 +2106,7 @@
       <w:pPr>
         <w:pStyle w:val="BodyText"/>
       </w:pPr>
-      <w:ins w:id="72" w:author="PR Preview" w:date="2026-01-01T00:00:00Z">
+      <w:ins w:id="79" w:author="PR Preview" w:date="2026-01-01T00:00:00Z">
         <w:r>
           <w:rPr>
             <w:b/>
@@ -2057,12 +2115,12 @@
           <w:t xml:space="preserve">Example 2 (Replacing unnecessary jargon)</w:t>
         </w:r>
       </w:ins>
-      <w:ins w:id="73" w:author="PR Preview" w:date="2026-01-01T00:00:00Z">
+      <w:ins w:id="80" w:author="PR Preview" w:date="2026-01-01T00:00:00Z">
         <w:r>
           <w:t xml:space="preserve"> </w:t>
         </w:r>
       </w:ins>
-      <w:ins w:id="74" w:author="PR Preview" w:date="2026-01-01T00:00:00Z">
+      <w:ins w:id="81" w:author="PR Preview" w:date="2026-01-01T00:00:00Z">
         <w:r>
           <w:t xml:space="preserve"> </w:t>
         </w:r>
